--- a/docs/research/token-cost-jun-aug-2026.md.docx
+++ b/docs/research/token-cost-jun-aug-2026.md.docx
@@ -7,7 +7,7 @@
         <w:pStyle w:val="Heading1"/>
         <w:rPr/>
       </w:pPr>
-      <w:bookmarkStart w:colFirst="0" w:colLast="0" w:name="_f69w74l89sa6" w:id="0"/>
+      <w:bookmarkStart w:colFirst="0" w:colLast="0" w:name="_kwqdunl6gic0" w:id="0"/>
       <w:bookmarkEnd w:id="0"/>
       <w:r>
         <w:rPr>
@@ -59,6 +59,7 @@
           <w:numId w:val="1"/>
         </w:numPr>
         <w:ind w:left="720" w:hanging="360"/>
+        <w:rPr/>
       </w:pPr>
       <w:hyperlink r:id="rId6">
         <w:r>
@@ -84,6 +85,7 @@
           <w:numId w:val="1"/>
         </w:numPr>
         <w:ind w:left="720" w:hanging="360"/>
+        <w:rPr/>
       </w:pPr>
       <w:r>
         <w:rPr>
@@ -107,6 +109,7 @@
           <w:numId w:val="1"/>
         </w:numPr>
         <w:ind w:left="720" w:hanging="360"/>
+        <w:rPr/>
       </w:pPr>
       <w:r>
         <w:rPr>
